--- a/docs/db_normalization/vet_clinic_project.docx
+++ b/docs/db_normalization/vet_clinic_project.docx
@@ -3370,33 +3370,94 @@
         </w:rPr>
         <w:t xml:space="preserve"> -&gt; </w:t>
       </w:r>
-      <w:r>
-        <w:rPr>
-          <w:rFonts w:ascii="Roboto Mono" w:cs="Roboto Mono" w:eastAsia="Roboto Mono" w:hAnsi="Roboto Mono"/>
-          <w:b w:val="1"/>
-          <w:bCs w:val="1"/>
-          <w:color w:val="b45f06"/>
-          <w:rtl w:val="0"/>
-        </w:rPr>
-        <w:t xml:space="preserve">pets.</w:t>
-      </w:r>
-      <w:r>
-        <w:rPr>
-          <w:rFonts w:ascii="Roboto Mono" w:cs="Roboto Mono" w:eastAsia="Roboto Mono" w:hAnsi="Roboto Mono"/>
-          <w:b w:val="1"/>
-          <w:bCs w:val="1"/>
-          <w:i w:val="1"/>
-          <w:iCs w:val="1"/>
-          <w:color w:val="134f5c"/>
-          <w:rtl w:val="0"/>
-        </w:rPr>
-        <w:t xml:space="preserve">id</w:t>
-      </w:r>
+      <w:hyperlink r:id="rId6">
+        <w:r>
+          <w:rPr>
+            <w:rFonts w:ascii="Roboto Mono" w:cs="Roboto Mono" w:eastAsia="Roboto Mono" w:hAnsi="Roboto Mono"/>
+            <w:b w:val="1"/>
+            <w:bCs w:val="1"/>
+            <w:color w:val="1155cc"/>
+            <w:u w:val="single"/>
+            <w:rtl w:val="0"/>
+          </w:rPr>
+          <w:t xml:space="preserve">pets.</w:t>
+        </w:r>
+      </w:hyperlink>
+      <w:hyperlink r:id="rId7">
+        <w:r>
+          <w:rPr>
+            <w:rFonts w:ascii="Roboto Mono" w:cs="Roboto Mono" w:eastAsia="Roboto Mono" w:hAnsi="Roboto Mono"/>
+            <w:b w:val="1"/>
+            <w:bCs w:val="1"/>
+            <w:i w:val="1"/>
+            <w:iCs w:val="1"/>
+            <w:color w:val="1155cc"/>
+            <w:u w:val="single"/>
+            <w:rtl w:val="0"/>
+          </w:rPr>
+          <w:t xml:space="preserve">id</w:t>
+        </w:r>
+      </w:hyperlink>
       <w:r>
         <w:rPr>
           <w:rtl w:val="0"/>
         </w:rPr>
         <w:t xml:space="preserve">).</w:t>
+      </w:r>
+    </w:p>
+    <w:p>
+      <w:pPr>
+        <w:pStyle w:val="Heading1"/>
+        <w:rPr/>
+      </w:pPr>
+      <w:bookmarkStart w:colFirst="0" w:colLast="0" w:name="_t2uq74gw3enw" w:id="5"/>
+      <w:bookmarkEnd w:id="5"/>
+      <w:r>
+        <w:rPr>
+          <w:rtl w:val="0"/>
+        </w:rPr>
+        <w:t xml:space="preserve">Part 4: ER diagram</w:t>
+      </w:r>
+    </w:p>
+    <w:p>
+      <w:pPr>
+        <w:ind w:right="0"/>
+        <w:rPr/>
+      </w:pPr>
+      <w:r>
+        <w:rPr/>
+        <w:drawing>
+          <wp:inline distB="114300" distT="114300" distL="114300" distR="114300">
+            <wp:extent cx="6472238" cy="3006640"/>
+            <wp:effectExtent b="0" l="0" r="0" t="0"/>
+            <wp:docPr id="1" name="image1.png"/>
+            <a:graphic>
+              <a:graphicData uri="http://schemas.openxmlformats.org/drawingml/2006/picture">
+                <pic:pic>
+                  <pic:nvPicPr>
+                    <pic:cNvPr id="0" name="image1.png"/>
+                    <pic:cNvPicPr preferRelativeResize="0"/>
+                  </pic:nvPicPr>
+                  <pic:blipFill>
+                    <a:blip r:embed="rId8"/>
+                    <a:srcRect b="0" l="0" r="0" t="0"/>
+                    <a:stretch>
+                      <a:fillRect/>
+                    </a:stretch>
+                  </pic:blipFill>
+                  <pic:spPr>
+                    <a:xfrm>
+                      <a:off x="0" y="0"/>
+                      <a:ext cx="6472238" cy="3006640"/>
+                    </a:xfrm>
+                    <a:prstGeom prst="rect"/>
+                    <a:ln/>
+                  </pic:spPr>
+                </pic:pic>
+              </a:graphicData>
+            </a:graphic>
+          </wp:inline>
+        </w:drawing>
       </w:r>
       <w:r>
         <w:rPr>

--- a/docs/db_normalization/vet_clinic_project.docx
+++ b/docs/db_normalization/vet_clinic_project.docx
@@ -1292,6 +1292,38 @@
     <w:p>
       <w:pPr>
         <w:numPr>
+          <w:ilvl w:val="2"/>
+          <w:numId w:val="3"/>
+        </w:numPr>
+        <w:ind w:left="2160" w:hanging="360"/>
+        <w:rPr>
+          <w:rFonts w:ascii="Fira Sans" w:cs="Fira Sans" w:eastAsia="Fira Sans" w:hAnsi="Fira Sans"/>
+          <w:u w:val="none"/>
+        </w:rPr>
+      </w:pPr>
+      <w:r>
+        <w:rPr>
+          <w:rFonts w:ascii="Roboto Mono" w:cs="Roboto Mono" w:eastAsia="Roboto Mono" w:hAnsi="Roboto Mono"/>
+          <w:b w:val="1"/>
+          <w:bCs w:val="1"/>
+          <w:i w:val="1"/>
+          <w:iCs w:val="1"/>
+          <w:color w:val="134f5c"/>
+          <w:rtl w:val="0"/>
+        </w:rPr>
+        <w:t xml:space="preserve">chk_pets_gender</w:t>
+      </w:r>
+      <w:r>
+        <w:rPr>
+          <w:rFonts w:ascii="Fira Sans" w:cs="Fira Sans" w:eastAsia="Fira Sans" w:hAnsi="Fira Sans"/>
+          <w:rtl w:val="0"/>
+        </w:rPr>
+        <w:t xml:space="preserve">: CHECK (gender IN ('M', 'F'))</w:t>
+      </w:r>
+    </w:p>
+    <w:p>
+      <w:pPr>
+        <w:numPr>
           <w:ilvl w:val="0"/>
           <w:numId w:val="3"/>
         </w:numPr>
@@ -2530,7 +2562,7 @@
           <w:rFonts w:ascii="Fira Sans" w:cs="Fira Sans" w:eastAsia="Fira Sans" w:hAnsi="Fira Sans"/>
           <w:rtl w:val="0"/>
         </w:rPr>
-        <w:t xml:space="preserve">: VARCHAR(100), NOT NULL</w:t>
+        <w:t xml:space="preserve">: VARCHAR(50), NOT NULL</w:t>
       </w:r>
     </w:p>
     <w:p>
@@ -2716,50 +2748,58 @@
           <w:rFonts w:ascii="Roboto Mono" w:cs="Roboto Mono" w:eastAsia="Roboto Mono" w:hAnsi="Roboto Mono"/>
           <w:b w:val="1"/>
           <w:bCs w:val="1"/>
+          <w:rtl w:val="0"/>
+        </w:rPr>
+        <w:t xml:space="preserve">.</w:t>
+      </w:r>
+      <w:r>
+        <w:rPr>
+          <w:rFonts w:ascii="Roboto Mono" w:cs="Roboto Mono" w:eastAsia="Roboto Mono" w:hAnsi="Roboto Mono"/>
+          <w:b w:val="1"/>
+          <w:bCs w:val="1"/>
+          <w:i w:val="1"/>
+          <w:iCs w:val="1"/>
+          <w:color w:val="134f5c"/>
+          <w:rtl w:val="0"/>
+        </w:rPr>
+        <w:t xml:space="preserve">specialty_id</w:t>
+      </w:r>
+      <w:r>
+        <w:rPr>
+          <w:rFonts w:ascii="Roboto Mono" w:cs="Roboto Mono" w:eastAsia="Roboto Mono" w:hAnsi="Roboto Mono"/>
+          <w:b w:val="1"/>
+          <w:bCs w:val="1"/>
+          <w:i w:val="1"/>
+          <w:iCs w:val="1"/>
+          <w:color w:val="134f5c"/>
+          <w:rtl w:val="0"/>
+        </w:rPr>
+        <w:t xml:space="preserve"> </w:t>
+      </w:r>
+      <w:r>
+        <w:rPr>
+          <w:rtl w:val="0"/>
+        </w:rPr>
+        <w:t xml:space="preserve">is a foreign key referencing </w:t>
+      </w:r>
+      <w:r>
+        <w:rPr>
+          <w:rFonts w:ascii="Roboto Mono" w:cs="Roboto Mono" w:eastAsia="Roboto Mono" w:hAnsi="Roboto Mono"/>
+          <w:b w:val="1"/>
+          <w:bCs w:val="1"/>
           <w:color w:val="b45f06"/>
           <w:rtl w:val="0"/>
         </w:rPr>
+        <w:t xml:space="preserve">specialties</w:t>
+      </w:r>
+      <w:r>
+        <w:rPr>
+          <w:rFonts w:ascii="Roboto Mono" w:cs="Roboto Mono" w:eastAsia="Roboto Mono" w:hAnsi="Roboto Mono"/>
+          <w:b w:val="1"/>
+          <w:bCs w:val="1"/>
+          <w:rtl w:val="0"/>
+        </w:rPr>
         <w:t xml:space="preserve">.</w:t>
-      </w:r>
-      <w:r>
-        <w:rPr>
-          <w:rFonts w:ascii="Roboto Mono" w:cs="Roboto Mono" w:eastAsia="Roboto Mono" w:hAnsi="Roboto Mono"/>
-          <w:b w:val="1"/>
-          <w:bCs w:val="1"/>
-          <w:i w:val="1"/>
-          <w:iCs w:val="1"/>
-          <w:color w:val="134f5c"/>
-          <w:rtl w:val="0"/>
-        </w:rPr>
-        <w:t xml:space="preserve">specialty_id</w:t>
-      </w:r>
-      <w:r>
-        <w:rPr>
-          <w:rFonts w:ascii="Roboto Mono" w:cs="Roboto Mono" w:eastAsia="Roboto Mono" w:hAnsi="Roboto Mono"/>
-          <w:b w:val="1"/>
-          <w:bCs w:val="1"/>
-          <w:i w:val="1"/>
-          <w:iCs w:val="1"/>
-          <w:color w:val="134f5c"/>
-          <w:rtl w:val="0"/>
-        </w:rPr>
-        <w:t xml:space="preserve"> </w:t>
-      </w:r>
-      <w:r>
-        <w:rPr>
-          <w:rtl w:val="0"/>
-        </w:rPr>
-        <w:t xml:space="preserve">is a foreign key referencing </w:t>
-      </w:r>
-      <w:r>
-        <w:rPr>
-          <w:rFonts w:ascii="Roboto Mono" w:cs="Roboto Mono" w:eastAsia="Roboto Mono" w:hAnsi="Roboto Mono"/>
-          <w:b w:val="1"/>
-          <w:bCs w:val="1"/>
-          <w:color w:val="b45f06"/>
-          <w:rtl w:val="0"/>
-        </w:rPr>
-        <w:t xml:space="preserve">specialties.</w:t>
       </w:r>
       <w:r>
         <w:rPr>
@@ -2839,7 +2879,16 @@
           <w:color w:val="b45f06"/>
           <w:rtl w:val="0"/>
         </w:rPr>
-        <w:t xml:space="preserve">pets.</w:t>
+        <w:t xml:space="preserve">pets</w:t>
+      </w:r>
+      <w:r>
+        <w:rPr>
+          <w:rFonts w:ascii="Roboto Mono" w:cs="Roboto Mono" w:eastAsia="Roboto Mono" w:hAnsi="Roboto Mono"/>
+          <w:b w:val="1"/>
+          <w:bCs w:val="1"/>
+          <w:rtl w:val="0"/>
+        </w:rPr>
+        <w:t xml:space="preserve">.</w:t>
       </w:r>
       <w:r>
         <w:rPr>
@@ -2867,7 +2916,16 @@
           <w:color w:val="b45f06"/>
           <w:rtl w:val="0"/>
         </w:rPr>
-        <w:t xml:space="preserve">customers.</w:t>
+        <w:t xml:space="preserve">customers</w:t>
+      </w:r>
+      <w:r>
+        <w:rPr>
+          <w:rFonts w:ascii="Roboto Mono" w:cs="Roboto Mono" w:eastAsia="Roboto Mono" w:hAnsi="Roboto Mono"/>
+          <w:b w:val="1"/>
+          <w:bCs w:val="1"/>
+          <w:rtl w:val="0"/>
+        </w:rPr>
+        <w:t xml:space="preserve">.</w:t>
       </w:r>
       <w:r>
         <w:rPr>
@@ -2947,7 +3005,16 @@
           <w:color w:val="b45f06"/>
           <w:rtl w:val="0"/>
         </w:rPr>
-        <w:t xml:space="preserve">visits.</w:t>
+        <w:t xml:space="preserve">visits</w:t>
+      </w:r>
+      <w:r>
+        <w:rPr>
+          <w:rFonts w:ascii="Roboto Mono" w:cs="Roboto Mono" w:eastAsia="Roboto Mono" w:hAnsi="Roboto Mono"/>
+          <w:b w:val="1"/>
+          <w:bCs w:val="1"/>
+          <w:rtl w:val="0"/>
+        </w:rPr>
+        <w:t xml:space="preserve">.</w:t>
       </w:r>
       <w:r>
         <w:rPr>
@@ -2975,7 +3042,16 @@
           <w:color w:val="b45f06"/>
           <w:rtl w:val="0"/>
         </w:rPr>
-        <w:t xml:space="preserve">visit_statuses.</w:t>
+        <w:t xml:space="preserve">visit_statuses</w:t>
+      </w:r>
+      <w:r>
+        <w:rPr>
+          <w:rFonts w:ascii="Roboto Mono" w:cs="Roboto Mono" w:eastAsia="Roboto Mono" w:hAnsi="Roboto Mono"/>
+          <w:b w:val="1"/>
+          <w:bCs w:val="1"/>
+          <w:rtl w:val="0"/>
+        </w:rPr>
+        <w:t xml:space="preserve">.</w:t>
       </w:r>
       <w:r>
         <w:rPr>
@@ -3055,7 +3131,16 @@
           <w:color w:val="b45f06"/>
           <w:rtl w:val="0"/>
         </w:rPr>
-        <w:t xml:space="preserve">visits.</w:t>
+        <w:t xml:space="preserve">visits</w:t>
+      </w:r>
+      <w:r>
+        <w:rPr>
+          <w:rFonts w:ascii="Roboto Mono" w:cs="Roboto Mono" w:eastAsia="Roboto Mono" w:hAnsi="Roboto Mono"/>
+          <w:b w:val="1"/>
+          <w:bCs w:val="1"/>
+          <w:rtl w:val="0"/>
+        </w:rPr>
+        <w:t xml:space="preserve">.</w:t>
       </w:r>
       <w:r>
         <w:rPr>
@@ -3083,7 +3168,16 @@
           <w:color w:val="b45f06"/>
           <w:rtl w:val="0"/>
         </w:rPr>
-        <w:t xml:space="preserve">vets.</w:t>
+        <w:t xml:space="preserve">vets</w:t>
+      </w:r>
+      <w:r>
+        <w:rPr>
+          <w:rFonts w:ascii="Roboto Mono" w:cs="Roboto Mono" w:eastAsia="Roboto Mono" w:hAnsi="Roboto Mono"/>
+          <w:b w:val="1"/>
+          <w:bCs w:val="1"/>
+          <w:rtl w:val="0"/>
+        </w:rPr>
+        <w:t xml:space="preserve">.</w:t>
       </w:r>
       <w:r>
         <w:rPr>
@@ -3163,7 +3257,16 @@
           <w:color w:val="b45f06"/>
           <w:rtl w:val="0"/>
         </w:rPr>
-        <w:t xml:space="preserve">visits.</w:t>
+        <w:t xml:space="preserve">visits</w:t>
+      </w:r>
+      <w:r>
+        <w:rPr>
+          <w:rFonts w:ascii="Roboto Mono" w:cs="Roboto Mono" w:eastAsia="Roboto Mono" w:hAnsi="Roboto Mono"/>
+          <w:b w:val="1"/>
+          <w:bCs w:val="1"/>
+          <w:rtl w:val="0"/>
+        </w:rPr>
+        <w:t xml:space="preserve">.</w:t>
       </w:r>
       <w:r>
         <w:rPr>
@@ -3191,7 +3294,16 @@
           <w:color w:val="b45f06"/>
           <w:rtl w:val="0"/>
         </w:rPr>
-        <w:t xml:space="preserve">pets.</w:t>
+        <w:t xml:space="preserve">pets</w:t>
+      </w:r>
+      <w:r>
+        <w:rPr>
+          <w:rFonts w:ascii="Roboto Mono" w:cs="Roboto Mono" w:eastAsia="Roboto Mono" w:hAnsi="Roboto Mono"/>
+          <w:b w:val="1"/>
+          <w:bCs w:val="1"/>
+          <w:rtl w:val="0"/>
+        </w:rPr>
+        <w:t xml:space="preserve">.</w:t>
       </w:r>
       <w:r>
         <w:rPr>
@@ -3294,7 +3406,16 @@
           <w:color w:val="b45f06"/>
           <w:rtl w:val="0"/>
         </w:rPr>
-        <w:t xml:space="preserve">(visits.</w:t>
+        <w:t xml:space="preserve">(visits</w:t>
+      </w:r>
+      <w:r>
+        <w:rPr>
+          <w:rFonts w:ascii="Roboto Mono" w:cs="Roboto Mono" w:eastAsia="Roboto Mono" w:hAnsi="Roboto Mono"/>
+          <w:b w:val="1"/>
+          <w:bCs w:val="1"/>
+          <w:rtl w:val="0"/>
+        </w:rPr>
+        <w:t xml:space="preserve">.</w:t>
       </w:r>
       <w:r>
         <w:rPr>
@@ -3322,7 +3443,16 @@
           <w:color w:val="b45f06"/>
           <w:rtl w:val="0"/>
         </w:rPr>
-        <w:t xml:space="preserve">vets.</w:t>
+        <w:t xml:space="preserve">vets</w:t>
+      </w:r>
+      <w:r>
+        <w:rPr>
+          <w:rFonts w:ascii="Roboto Mono" w:cs="Roboto Mono" w:eastAsia="Roboto Mono" w:hAnsi="Roboto Mono"/>
+          <w:b w:val="1"/>
+          <w:bCs w:val="1"/>
+          <w:rtl w:val="0"/>
+        </w:rPr>
+        <w:t xml:space="preserve">.</w:t>
       </w:r>
       <w:r>
         <w:rPr>
@@ -3350,7 +3480,16 @@
           <w:color w:val="b45f06"/>
           <w:rtl w:val="0"/>
         </w:rPr>
-        <w:t xml:space="preserve">visits.</w:t>
+        <w:t xml:space="preserve">visits</w:t>
+      </w:r>
+      <w:r>
+        <w:rPr>
+          <w:rFonts w:ascii="Roboto Mono" w:cs="Roboto Mono" w:eastAsia="Roboto Mono" w:hAnsi="Roboto Mono"/>
+          <w:b w:val="1"/>
+          <w:bCs w:val="1"/>
+          <w:rtl w:val="0"/>
+        </w:rPr>
+        <w:t xml:space="preserve">.</w:t>
       </w:r>
       <w:r>
         <w:rPr>
@@ -3370,34 +3509,37 @@
         </w:rPr>
         <w:t xml:space="preserve"> -&gt; </w:t>
       </w:r>
-      <w:hyperlink r:id="rId6">
-        <w:r>
-          <w:rPr>
-            <w:rFonts w:ascii="Roboto Mono" w:cs="Roboto Mono" w:eastAsia="Roboto Mono" w:hAnsi="Roboto Mono"/>
-            <w:b w:val="1"/>
-            <w:bCs w:val="1"/>
-            <w:color w:val="1155cc"/>
-            <w:u w:val="single"/>
-            <w:rtl w:val="0"/>
-          </w:rPr>
-          <w:t xml:space="preserve">pets.</w:t>
-        </w:r>
-      </w:hyperlink>
-      <w:hyperlink r:id="rId7">
-        <w:r>
-          <w:rPr>
-            <w:rFonts w:ascii="Roboto Mono" w:cs="Roboto Mono" w:eastAsia="Roboto Mono" w:hAnsi="Roboto Mono"/>
-            <w:b w:val="1"/>
-            <w:bCs w:val="1"/>
-            <w:i w:val="1"/>
-            <w:iCs w:val="1"/>
-            <w:color w:val="1155cc"/>
-            <w:u w:val="single"/>
-            <w:rtl w:val="0"/>
-          </w:rPr>
-          <w:t xml:space="preserve">id</w:t>
-        </w:r>
-      </w:hyperlink>
+      <w:r>
+        <w:rPr>
+          <w:rFonts w:ascii="Roboto Mono" w:cs="Roboto Mono" w:eastAsia="Roboto Mono" w:hAnsi="Roboto Mono"/>
+          <w:b w:val="1"/>
+          <w:bCs w:val="1"/>
+          <w:color w:val="b45f06"/>
+          <w:rtl w:val="0"/>
+        </w:rPr>
+        <w:t xml:space="preserve">pets</w:t>
+      </w:r>
+      <w:r>
+        <w:rPr>
+          <w:rFonts w:ascii="Roboto Mono" w:cs="Roboto Mono" w:eastAsia="Roboto Mono" w:hAnsi="Roboto Mono"/>
+          <w:b w:val="1"/>
+          <w:bCs w:val="1"/>
+          <w:rtl w:val="0"/>
+        </w:rPr>
+        <w:t xml:space="preserve">.</w:t>
+      </w:r>
+      <w:r>
+        <w:rPr>
+          <w:rFonts w:ascii="Roboto Mono" w:cs="Roboto Mono" w:eastAsia="Roboto Mono" w:hAnsi="Roboto Mono"/>
+          <w:b w:val="1"/>
+          <w:bCs w:val="1"/>
+          <w:i w:val="1"/>
+          <w:iCs w:val="1"/>
+          <w:color w:val="134f5c"/>
+          <w:rtl w:val="0"/>
+        </w:rPr>
+        <w:t xml:space="preserve">id</w:t>
+      </w:r>
       <w:r>
         <w:rPr>
           <w:rtl w:val="0"/>
@@ -3428,7 +3570,7 @@
         <w:rPr/>
         <w:drawing>
           <wp:inline distB="114300" distT="114300" distL="114300" distR="114300">
-            <wp:extent cx="6472238" cy="3006640"/>
+            <wp:extent cx="6483600" cy="3011016"/>
             <wp:effectExtent b="0" l="0" r="0" t="0"/>
             <wp:docPr id="1" name="image1.png"/>
             <a:graphic>
@@ -3439,8 +3581,8 @@
                     <pic:cNvPicPr preferRelativeResize="0"/>
                   </pic:nvPicPr>
                   <pic:blipFill>
-                    <a:blip r:embed="rId8"/>
-                    <a:srcRect b="0" l="0" r="0" t="0"/>
+                    <a:blip r:embed="rId6"/>
+                    <a:srcRect b="55" l="0" r="0" t="55"/>
                     <a:stretch>
                       <a:fillRect/>
                     </a:stretch>
@@ -3448,7 +3590,7 @@
                   <pic:spPr>
                     <a:xfrm>
                       <a:off x="0" y="0"/>
-                      <a:ext cx="6472238" cy="3006640"/>
+                      <a:ext cx="6483600" cy="3011016"/>
                     </a:xfrm>
                     <a:prstGeom prst="rect"/>
                     <a:ln/>
